--- a/manuscript/CausalML_4floods.docx
+++ b/manuscript/CausalML_4floods.docx
@@ -1586,7 +1586,19 @@
           <w:lang w:val="en-US"/>
         </w:rPr>
         <w:lastRenderedPageBreak/>
-        <w:t xml:space="preserve">For each retained rainfall event, the associated flood response window extended from rainfall starts to rainfall ends plus a catchment size dependent lag, T=3+log(A), where A is catchment area in square miles. If a subsequent rainfall event began before the end of this lagged response window, the response window was truncated on the day before the next rainfall event to avoid attributing discharge generated by the following rainfall event to the preceding event. Flood extremes were quantified using peak specific discharge and the number of days exceeding the catchment-specific </w:t>
+        <w:t>For each retained rainfall event, the associated flood response window extended from rainfall starts to rainfall ends plus a catchment size dependent lag, T=</w:t>
+      </w:r>
+      <w:r>
+        <w:rPr>
+          <w:lang w:val="en-US"/>
+        </w:rPr>
+        <w:t>5</w:t>
+      </w:r>
+      <w:r>
+        <w:rPr>
+          <w:lang w:val="en-US"/>
+        </w:rPr>
+        <w:t xml:space="preserve">+log(A), where A is catchment area in square miles. If a subsequent rainfall event began before the end of this lagged response window, the response window was truncated on the day before the next rainfall event to avoid attributing discharge generated by the following rainfall event to the preceding event. Flood extremes were quantified using peak specific discharge and the number of days exceeding the catchment-specific </w:t>
       </w:r>
       <w:r>
         <w:rPr>
@@ -6588,12 +6600,6 @@
 </file>
 
 <file path=customXml/item1.xml><?xml version="1.0" encoding="utf-8"?>
-<p:properties xmlns:p="http://schemas.microsoft.com/office/2006/metadata/properties" xmlns:xsi="http://www.w3.org/2001/XMLSchema-instance" xmlns:pc="http://schemas.microsoft.com/office/infopath/2007/PartnerControls">
-  <documentManagement/>
-</p:properties>
-</file>
-
-<file path=customXml/item2.xml><?xml version="1.0" encoding="utf-8"?>
 <ct:contentTypeSchema xmlns:ct="http://schemas.microsoft.com/office/2006/metadata/contentType" xmlns:ma="http://schemas.microsoft.com/office/2006/metadata/properties/metaAttributes" ct:_="" ma:_="" ma:contentTypeName="Dokument" ma:contentTypeID="0x0101007754FDA6D16366418986F2A0FEC9BEB4" ma:contentTypeVersion="4" ma:contentTypeDescription="Opret et nyt dokument." ma:contentTypeScope="" ma:versionID="55dc6df21c8b546a15529867efd756e7">
   <xsd:schema xmlns:xsd="http://www.w3.org/2001/XMLSchema" xmlns:xs="http://www.w3.org/2001/XMLSchema" xmlns:p="http://schemas.microsoft.com/office/2006/metadata/properties" xmlns:ns2="ebb0c133-bc20-4fa4-be79-2eff50a3429c" targetNamespace="http://schemas.microsoft.com/office/2006/metadata/properties" ma:root="true" ma:fieldsID="b6ccbc7269b60ea822826ec8db94702f" ns2:_="">
     <xsd:import namespace="ebb0c133-bc20-4fa4-be79-2eff50a3429c"/>
@@ -6737,7 +6743,17 @@
 </ct:contentTypeSchema>
 </file>
 
+<file path=customXml/item2.xml><?xml version="1.0" encoding="utf-8"?>
+<p:properties xmlns:p="http://schemas.microsoft.com/office/2006/metadata/properties" xmlns:xsi="http://www.w3.org/2001/XMLSchema-instance" xmlns:pc="http://schemas.microsoft.com/office/infopath/2007/PartnerControls">
+  <documentManagement/>
+</p:properties>
+</file>
+
 <file path=customXml/item3.xml><?xml version="1.0" encoding="utf-8"?>
+<b:Sources xmlns:b="http://schemas.openxmlformats.org/officeDocument/2006/bibliography" xmlns="http://schemas.openxmlformats.org/officeDocument/2006/bibliography" SelectedStyle="\APASixthEditionOfficeOnline.xsl" StyleName="APA" Version="6"/>
+</file>
+
+<file path=customXml/item4.xml><?xml version="1.0" encoding="utf-8"?>
 <?mso-contentType ?>
 <FormTemplates xmlns="http://schemas.microsoft.com/sharepoint/v3/contenttype/forms">
   <Display>DocumentLibraryForm</Display>
@@ -6746,27 +6762,7 @@
 </FormTemplates>
 </file>
 
-<file path=customXml/item4.xml><?xml version="1.0" encoding="utf-8"?>
-<b:Sources xmlns:b="http://schemas.openxmlformats.org/officeDocument/2006/bibliography" xmlns="http://schemas.openxmlformats.org/officeDocument/2006/bibliography" SelectedStyle="\APASixthEditionOfficeOnline.xsl" StyleName="APA" Version="6"/>
-</file>
-
 <file path=customXml/itemProps1.xml><?xml version="1.0" encoding="utf-8"?>
-<ds:datastoreItem xmlns:ds="http://schemas.openxmlformats.org/officeDocument/2006/customXml" ds:itemID="{62F63107-C190-41AA-AE2C-6C73FF83AB34}">
-  <ds:schemaRefs>
-    <ds:schemaRef ds:uri="http://purl.org/dc/terms/"/>
-    <ds:schemaRef ds:uri="http://schemas.microsoft.com/office/infopath/2007/PartnerControls"/>
-    <ds:schemaRef ds:uri="http://schemas.microsoft.com/office/2006/documentManagement/types"/>
-    <ds:schemaRef ds:uri="http://www.w3.org/XML/1998/namespace"/>
-    <ds:schemaRef ds:uri="http://purl.org/dc/elements/1.1/"/>
-    <ds:schemaRef ds:uri="http://schemas.openxmlformats.org/package/2006/metadata/core-properties"/>
-    <ds:schemaRef ds:uri="ebb0c133-bc20-4fa4-be79-2eff50a3429c"/>
-    <ds:schemaRef ds:uri="http://schemas.microsoft.com/office/2006/metadata/properties"/>
-    <ds:schemaRef ds:uri="http://purl.org/dc/dcmitype/"/>
-  </ds:schemaRefs>
-</ds:datastoreItem>
-</file>
-
-<file path=customXml/itemProps2.xml><?xml version="1.0" encoding="utf-8"?>
 <ds:datastoreItem xmlns:ds="http://schemas.openxmlformats.org/officeDocument/2006/customXml" ds:itemID="{65791981-E90D-4ED3-8CC2-1D6065C16DCD}">
   <ds:schemaRefs>
     <ds:schemaRef ds:uri="http://schemas.microsoft.com/office/2006/metadata/contentType"/>
@@ -6784,18 +6780,34 @@
 </ds:datastoreItem>
 </file>
 
+<file path=customXml/itemProps2.xml><?xml version="1.0" encoding="utf-8"?>
+<ds:datastoreItem xmlns:ds="http://schemas.openxmlformats.org/officeDocument/2006/customXml" ds:itemID="{62F63107-C190-41AA-AE2C-6C73FF83AB34}">
+  <ds:schemaRefs>
+    <ds:schemaRef ds:uri="http://purl.org/dc/terms/"/>
+    <ds:schemaRef ds:uri="http://schemas.microsoft.com/office/infopath/2007/PartnerControls"/>
+    <ds:schemaRef ds:uri="http://schemas.microsoft.com/office/2006/documentManagement/types"/>
+    <ds:schemaRef ds:uri="http://www.w3.org/XML/1998/namespace"/>
+    <ds:schemaRef ds:uri="http://purl.org/dc/elements/1.1/"/>
+    <ds:schemaRef ds:uri="http://schemas.openxmlformats.org/package/2006/metadata/core-properties"/>
+    <ds:schemaRef ds:uri="ebb0c133-bc20-4fa4-be79-2eff50a3429c"/>
+    <ds:schemaRef ds:uri="http://schemas.microsoft.com/office/2006/metadata/properties"/>
+    <ds:schemaRef ds:uri="http://purl.org/dc/dcmitype/"/>
+  </ds:schemaRefs>
+</ds:datastoreItem>
+</file>
+
 <file path=customXml/itemProps3.xml><?xml version="1.0" encoding="utf-8"?>
+<ds:datastoreItem xmlns:ds="http://schemas.openxmlformats.org/officeDocument/2006/customXml" ds:itemID="{7778260C-4361-4154-A39A-E64FE6E9C04C}">
+  <ds:schemaRefs>
+    <ds:schemaRef ds:uri="http://schemas.openxmlformats.org/officeDocument/2006/bibliography"/>
+  </ds:schemaRefs>
+</ds:datastoreItem>
+</file>
+
+<file path=customXml/itemProps4.xml><?xml version="1.0" encoding="utf-8"?>
 <ds:datastoreItem xmlns:ds="http://schemas.openxmlformats.org/officeDocument/2006/customXml" ds:itemID="{954096A6-AF6D-4A90-9322-8D2432CE7763}">
   <ds:schemaRefs>
     <ds:schemaRef ds:uri="http://schemas.microsoft.com/sharepoint/v3/contenttype/forms"/>
   </ds:schemaRefs>
 </ds:datastoreItem>
-</file>
-
-<file path=customXml/itemProps4.xml><?xml version="1.0" encoding="utf-8"?>
-<ds:datastoreItem xmlns:ds="http://schemas.openxmlformats.org/officeDocument/2006/customXml" ds:itemID="{7778260C-4361-4154-A39A-E64FE6E9C04C}">
-  <ds:schemaRefs>
-    <ds:schemaRef ds:uri="http://schemas.openxmlformats.org/officeDocument/2006/bibliography"/>
-  </ds:schemaRefs>
-</ds:datastoreItem>
 </file>